--- a/data/revisoes/poluicao_idosos_af/relatorio_completo_atualizacao.docx
+++ b/data/revisoes/poluicao_idosos_af/relatorio_completo_atualizacao.docx
@@ -45,7 +45,7 @@
         </w:rPr>
         <w:t xml:space="preserve">Referência: </w:t>
       </w:r>
-      <w:hyperlink w:history="1" r:id="rIdwlawvc2rs7lre61bcqcdv">
+      <w:hyperlink w:history="1" r:id="rId99uzghtu7b_mm_qmndpsb">
         <w:r>
           <w:rPr>
             <w:rStyle w:val="Hyperlink"/>
@@ -164,7 +164,7 @@
                 <w:sz w:val="14"/>
                 <w:szCs w:val="14"/>
               </w:rPr>
-              <w:t xml:space="preserve">Atualização — 55 confirmados</w:t>
+              <w:t xml:space="preserve">Atualização — 58 confirmados</w:t>
             </w:r>
           </w:p>
         </w:tc>
@@ -238,7 +238,7 @@
                 <w:sz w:val="14"/>
                 <w:szCs w:val="14"/>
               </w:rPr>
-              <w:t xml:space="preserve">55</w:t>
+              <w:t xml:space="preserve">58</w:t>
             </w:r>
           </w:p>
         </w:tc>
@@ -389,7 +389,7 @@
                 <w:sz w:val="14"/>
                 <w:szCs w:val="14"/>
               </w:rPr>
-              <w:t xml:space="preserve">23 (42%)</w:t>
+              <w:t xml:space="preserve">23 (40%)</w:t>
             </w:r>
           </w:p>
         </w:tc>
@@ -466,7 +466,7 @@
                 <w:sz w:val="14"/>
                 <w:szCs w:val="14"/>
               </w:rPr>
-              <w:t xml:space="preserve">18 (33%)</w:t>
+              <w:t xml:space="preserve">20 (34%)</w:t>
             </w:r>
           </w:p>
         </w:tc>
@@ -540,7 +540,7 @@
                 <w:sz w:val="14"/>
                 <w:szCs w:val="14"/>
               </w:rPr>
-              <w:t xml:space="preserve">14 (25%)</w:t>
+              <w:t xml:space="preserve">15 (26%)</w:t>
             </w:r>
           </w:p>
         </w:tc>
@@ -617,7 +617,7 @@
                 <w:sz w:val="14"/>
                 <w:szCs w:val="14"/>
               </w:rPr>
-              <w:t xml:space="preserve">PM2.5 (38)</w:t>
+              <w:t xml:space="preserve">PM2.5 (39)</w:t>
             </w:r>
           </w:p>
         </w:tc>
@@ -1154,7 +1154,7 @@
           <w:sz w:val="26"/>
           <w:szCs w:val="26"/>
         </w:rPr>
-        <w:t xml:space="preserve">3. Síntese dos 55 artigos novos</w:t>
+        <w:t xml:space="preserve">3. Síntese dos 58 artigos novos</w:t>
       </w:r>
     </w:p>
     <w:p>
@@ -1166,7 +1166,7 @@
           <w:sz w:val="20"/>
           <w:szCs w:val="20"/>
         </w:rPr>
-        <w:t xml:space="preserve">Os 55 artigos novos concentram-se fortemente em coortes de base populacional chinesas: 37 dos 55 (67%) foram conduzidos na China, com a coorte CHARLS (China Health and Retirement Longitudinal Study) presente isoladamente em 19 estudos e a CLHLS (China Longitudinal Healthy Longevity Survey) em mais 3. O poluente mais estudado segue sendo o material particulado fino (PM2,5), presente em 38 dos 55 artigos — o mesmo poluente de maior destaque no artigo original (35 dos 58). A principal mudança temática está no desfecho: transtornos cognitivos (demência, declínio cognitivo, doença de Alzheimer) tornaram-se o desfecho mais estudado (12 dos 55), à frente de desfechos gerais de saúde e doenças cardiovasculares — no artigo original esse tema aparecia diluído dentro de "transtornos mentais", sem peso próprio. A distribuição de achados manteve-se próxima à do artigo original, sem inversão de padrão: risco encontrado segue como a categoria mais frequente em ambos os grupos, seguida de perto por benefício mantido.</w:t>
+        <w:t xml:space="preserve">Os 58 artigos novos concentram-se fortemente em coortes de base populacional chinesas: 37 dos 58 (64%) foram conduzidos na China, com a coorte CHARLS (China Health and Retirement Longitudinal Study) presente isoladamente em 19 estudos e a CLHLS (China Longitudinal Healthy Longevity Survey) em mais 3. O poluente mais estudado segue sendo o material particulado fino (PM2,5), presente em 39 dos 58 artigos — o mesmo poluente de maior destaque no artigo original (35 dos 58). A principal mudança temática está no desfecho: transtornos cognitivos (demência, declínio cognitivo, doença de Alzheimer) tornaram-se o desfecho mais estudado (12 dos 58), à frente de desfechos gerais de saúde e doenças cardiovasculares — no artigo original esse tema aparecia diluído dentro de "transtornos mentais", sem peso próprio. A distribuição de achados manteve-se próxima à do artigo original, sem inversão de padrão: risco encontrado segue como a categoria mais frequente em ambos os grupos, seguida de perto por benefício mantido.</w:t>
       </w:r>
     </w:p>
     <w:p>
@@ -1181,7 +1181,7 @@
           <w:sz w:val="20"/>
           <w:szCs w:val="20"/>
         </w:rPr>
-        <w:t xml:space="preserve">Limitação a registrar: como a extração usou apenas o resumo publicado, não o texto completo, 22 dos 55 artigos (40%) não relatam idade média ou faixa etária de forma explícita no resumo, e 21 (38%) não detalham o instrumento usado para medir atividade física. Esses campos ficam marcados "NR" na tabela da seção 4 e dependem de leitura do texto completo, com acesso institucional, para confirmação.</w:t>
+        <w:t xml:space="preserve">Limitação a registrar: como a extração usou apenas o resumo publicado, não o texto completo, 23 dos 58 artigos (40%) não relatam idade média ou faixa etária de forma explícita no resumo, e 21 (36%) não detalham o instrumento usado para medir atividade física. Esses campos ficam marcados "NR" na tabela da seção 4 e dependem de leitura do texto completo, com acesso institucional, para confirmação.</w:t>
       </w:r>
     </w:p>
     <w:p>
@@ -1202,7 +1202,7 @@
           <w:sz w:val="26"/>
           <w:szCs w:val="26"/>
         </w:rPr>
-        <w:t xml:space="preserve">4. Tabela de extração completa — 113 estudos</w:t>
+        <w:t xml:space="preserve">4. Tabela de extração completa — 116 estudos</w:t>
       </w:r>
     </w:p>
     <w:p>
@@ -1217,7 +1217,7 @@
           <w:sz w:val="20"/>
           <w:szCs w:val="20"/>
         </w:rPr>
-        <w:t xml:space="preserve">Mesmas colunas das Tabelas 4, 5 e 6 do artigo publicado. Linhas verdes = artigo original (58). Linhas brancas = atualização, 55 confirmados por resumo real via PubMed. "NR" (not reported) marca todo campo que o resumo não informa — nenhum dado foi inferido.</w:t>
+        <w:t xml:space="preserve">Mesmas colunas das Tabelas 4, 5 e 6 do artigo publicado. Linhas verdes = artigo original (58). Linhas brancas = atualização, 58 confirmados por resumo real via PubMed. "NR" (not reported) marca todo campo que o resumo não informa — nenhum dado foi inferido.</w:t>
       </w:r>
     </w:p>
     <w:tbl>
@@ -37809,6 +37809,948 @@
                 <w:szCs w:val="14"/>
               </w:rPr>
               <w:t xml:space="preserve">O benefício da atividade física moderada ao ar livre supera o risco da exposição a PM2,5 na concentração média urbana global de referência, mas essa margem diminui de forma mais acentuada em adultos com 60 anos ou mais, cuja duração ótima de AF cai para 2,5 h/semana já a partir de 45 µg/m³ de PM2,5.</w:t>
+            </w:r>
+          </w:p>
+        </w:tc>
+      </w:tr>
+      <w:tr>
+        <w:tc>
+          <w:tcPr>
+            <w:tcW w:type="dxa" w:w="1350"/>
+            <w:tcMar>
+              <w:top w:type="dxa" w:w="50"/>
+              <w:left w:type="dxa" w:w="60"/>
+              <w:bottom w:type="dxa" w:w="50"/>
+              <w:right w:type="dxa" w:w="60"/>
+            </w:tcMar>
+            <w:vAlign w:val="center"/>
+          </w:tcPr>
+          <w:p>
+            <w:r>
+              <w:rPr>
+                <w:b w:val="false"/>
+                <w:bCs w:val="false"/>
+                <w:color w:val="222222"/>
+                <w:sz w:val="14"/>
+                <w:szCs w:val="14"/>
+              </w:rPr>
+              <w:t xml:space="preserve">Atualização — lote 12 (mantido por título, pendente resolvido)</w:t>
+            </w:r>
+          </w:p>
+        </w:tc>
+        <w:tc>
+          <w:tcPr>
+            <w:tcW w:type="dxa" w:w="1300"/>
+            <w:tcMar>
+              <w:top w:type="dxa" w:w="50"/>
+              <w:left w:type="dxa" w:w="60"/>
+              <w:bottom w:type="dxa" w:w="50"/>
+              <w:right w:type="dxa" w:w="60"/>
+            </w:tcMar>
+            <w:vAlign w:val="center"/>
+          </w:tcPr>
+          <w:p>
+            <w:r>
+              <w:rPr>
+                <w:b w:val="false"/>
+                <w:bCs w:val="false"/>
+                <w:color w:val="222222"/>
+                <w:sz w:val="14"/>
+                <w:szCs w:val="14"/>
+              </w:rPr>
+              <w:t xml:space="preserve">Doubleday A (2025)</w:t>
+            </w:r>
+          </w:p>
+        </w:tc>
+        <w:tc>
+          <w:tcPr>
+            <w:tcW w:type="dxa" w:w="800"/>
+            <w:tcMar>
+              <w:top w:type="dxa" w:w="50"/>
+              <w:left w:type="dxa" w:w="60"/>
+              <w:bottom w:type="dxa" w:w="50"/>
+              <w:right w:type="dxa" w:w="60"/>
+            </w:tcMar>
+            <w:vAlign w:val="center"/>
+          </w:tcPr>
+          <w:p>
+            <w:r>
+              <w:rPr>
+                <w:b w:val="false"/>
+                <w:bCs w:val="false"/>
+                <w:color w:val="222222"/>
+                <w:sz w:val="14"/>
+                <w:szCs w:val="14"/>
+              </w:rPr>
+              <w:t xml:space="preserve">EUA</w:t>
+            </w:r>
+          </w:p>
+        </w:tc>
+        <w:tc>
+          <w:tcPr>
+            <w:tcW w:type="dxa" w:w="2100"/>
+            <w:tcMar>
+              <w:top w:type="dxa" w:w="50"/>
+              <w:left w:type="dxa" w:w="60"/>
+              <w:bottom w:type="dxa" w:w="50"/>
+              <w:right w:type="dxa" w:w="60"/>
+            </w:tcMar>
+            <w:vAlign w:val="center"/>
+          </w:tcPr>
+          <w:p>
+            <w:r>
+              <w:rPr>
+                <w:b w:val="false"/>
+                <w:bCs w:val="false"/>
+                <w:color w:val="222222"/>
+                <w:sz w:val="14"/>
+                <w:szCs w:val="14"/>
+              </w:rPr>
+              <w:t xml:space="preserve">5.305 idosos, coorte Adult Changes in Thought (ACT), Puget Sound, EUA, 1994-2020</w:t>
+            </w:r>
+          </w:p>
+        </w:tc>
+        <w:tc>
+          <w:tcPr>
+            <w:tcW w:type="dxa" w:w="650"/>
+            <w:tcMar>
+              <w:top w:type="dxa" w:w="50"/>
+              <w:left w:type="dxa" w:w="60"/>
+              <w:bottom w:type="dxa" w:w="50"/>
+              <w:right w:type="dxa" w:w="60"/>
+            </w:tcMar>
+            <w:vAlign w:val="center"/>
+          </w:tcPr>
+          <w:p>
+            <w:r>
+              <w:rPr>
+                <w:b w:val="false"/>
+                <w:bCs w:val="false"/>
+                <w:color w:val="222222"/>
+                <w:sz w:val="14"/>
+                <w:szCs w:val="14"/>
+              </w:rPr>
+              <w:t xml:space="preserve">NR</w:t>
+            </w:r>
+          </w:p>
+        </w:tc>
+        <w:tc>
+          <w:tcPr>
+            <w:tcW w:type="dxa" w:w="400"/>
+            <w:tcMar>
+              <w:top w:type="dxa" w:w="50"/>
+              <w:left w:type="dxa" w:w="60"/>
+              <w:bottom w:type="dxa" w:w="50"/>
+              <w:right w:type="dxa" w:w="60"/>
+            </w:tcMar>
+            <w:vAlign w:val="center"/>
+          </w:tcPr>
+          <w:p>
+            <w:r>
+              <w:rPr>
+                <w:b w:val="false"/>
+                <w:bCs w:val="false"/>
+                <w:color w:val="222222"/>
+                <w:sz w:val="14"/>
+                <w:szCs w:val="14"/>
+              </w:rPr>
+              <w:t xml:space="preserve">NR</w:t>
+            </w:r>
+          </w:p>
+        </w:tc>
+        <w:tc>
+          <w:tcPr>
+            <w:tcW w:type="dxa" w:w="1350"/>
+            <w:tcMar>
+              <w:top w:type="dxa" w:w="50"/>
+              <w:left w:type="dxa" w:w="60"/>
+              <w:bottom w:type="dxa" w:w="50"/>
+              <w:right w:type="dxa" w:w="60"/>
+            </w:tcMar>
+            <w:vAlign w:val="center"/>
+          </w:tcPr>
+          <w:p>
+            <w:r>
+              <w:rPr>
+                <w:b w:val="false"/>
+                <w:bCs w:val="false"/>
+                <w:color w:val="222222"/>
+                <w:sz w:val="14"/>
+                <w:szCs w:val="14"/>
+              </w:rPr>
+              <w:t xml:space="preserve">desempenho físico objetivo (SPPB: marcha, preensão manual, levantar da cadeira)</w:t>
+            </w:r>
+          </w:p>
+        </w:tc>
+        <w:tc>
+          <w:tcPr>
+            <w:tcW w:type="dxa" w:w="1150"/>
+            <w:tcMar>
+              <w:top w:type="dxa" w:w="50"/>
+              <w:left w:type="dxa" w:w="60"/>
+              <w:bottom w:type="dxa" w:w="50"/>
+              <w:right w:type="dxa" w:w="60"/>
+            </w:tcMar>
+            <w:vAlign w:val="center"/>
+          </w:tcPr>
+          <w:p>
+            <w:r>
+              <w:rPr>
+                <w:b w:val="false"/>
+                <w:bCs w:val="false"/>
+                <w:color w:val="222222"/>
+                <w:sz w:val="14"/>
+                <w:szCs w:val="14"/>
+              </w:rPr>
+              <w:t xml:space="preserve">poluentes de tráfego: black carbon, NO2, partículas ultrafinas</w:t>
+            </w:r>
+          </w:p>
+        </w:tc>
+        <w:tc>
+          <w:tcPr>
+            <w:tcW w:type="dxa" w:w="550"/>
+            <w:tcMar>
+              <w:top w:type="dxa" w:w="50"/>
+              <w:left w:type="dxa" w:w="60"/>
+              <w:bottom w:type="dxa" w:w="50"/>
+              <w:right w:type="dxa" w:w="60"/>
+            </w:tcMar>
+            <w:vAlign w:val="center"/>
+          </w:tcPr>
+          <w:p>
+            <w:r>
+              <w:rPr>
+                <w:b w:val="false"/>
+                <w:bCs w:val="false"/>
+                <w:color w:val="222222"/>
+                <w:sz w:val="14"/>
+                <w:szCs w:val="14"/>
+              </w:rPr>
+              <w:t xml:space="preserve">NR</w:t>
+            </w:r>
+          </w:p>
+        </w:tc>
+        <w:tc>
+          <w:tcPr>
+            <w:tcW w:type="dxa" w:w="550"/>
+            <w:tcMar>
+              <w:top w:type="dxa" w:w="50"/>
+              <w:left w:type="dxa" w:w="60"/>
+              <w:bottom w:type="dxa" w:w="50"/>
+              <w:right w:type="dxa" w:w="60"/>
+            </w:tcMar>
+            <w:vAlign w:val="center"/>
+          </w:tcPr>
+          <w:p>
+            <w:r>
+              <w:rPr>
+                <w:b w:val="false"/>
+                <w:bCs w:val="false"/>
+                <w:color w:val="222222"/>
+                <w:sz w:val="14"/>
+                <w:szCs w:val="14"/>
+              </w:rPr>
+              <w:t xml:space="preserve">Urbano (região metropolitana de Seattle)</w:t>
+            </w:r>
+          </w:p>
+        </w:tc>
+        <w:tc>
+          <w:tcPr>
+            <w:tcW w:type="dxa" w:w="1200"/>
+            <w:tcMar>
+              <w:top w:type="dxa" w:w="50"/>
+              <w:left w:type="dxa" w:w="60"/>
+              <w:bottom w:type="dxa" w:w="50"/>
+              <w:right w:type="dxa" w:w="60"/>
+            </w:tcMar>
+            <w:vAlign w:val="center"/>
+          </w:tcPr>
+          <w:p>
+            <w:r>
+              <w:rPr>
+                <w:b w:val="false"/>
+                <w:bCs w:val="false"/>
+                <w:color w:val="222222"/>
+                <w:sz w:val="14"/>
+                <w:szCs w:val="14"/>
+              </w:rPr>
+              <w:t xml:space="preserve">Desempenho físico / capacidade funcional</w:t>
+            </w:r>
+          </w:p>
+        </w:tc>
+        <w:tc>
+          <w:tcPr>
+            <w:tcW w:type="dxa" w:w="800"/>
+            <w:tcMar>
+              <w:top w:type="dxa" w:w="50"/>
+              <w:left w:type="dxa" w:w="60"/>
+              <w:bottom w:type="dxa" w:w="50"/>
+              <w:right w:type="dxa" w:w="60"/>
+            </w:tcMar>
+            <w:vAlign w:val="center"/>
+          </w:tcPr>
+          <w:p>
+            <w:r>
+              <w:rPr>
+                <w:b/>
+                <w:bCs/>
+                <w:color w:val="1F7A5C"/>
+                <w:sz w:val="14"/>
+                <w:szCs w:val="14"/>
+              </w:rPr>
+              <w:t xml:space="preserve">Benefício mantido</w:t>
+            </w:r>
+          </w:p>
+        </w:tc>
+        <w:tc>
+          <w:tcPr>
+            <w:tcW w:type="dxa" w:w="3398"/>
+            <w:tcMar>
+              <w:top w:type="dxa" w:w="50"/>
+              <w:left w:type="dxa" w:w="60"/>
+              <w:bottom w:type="dxa" w:w="50"/>
+              <w:right w:type="dxa" w:w="60"/>
+            </w:tcMar>
+            <w:vAlign w:val="center"/>
+          </w:tcPr>
+          <w:p>
+            <w:r>
+              <w:rPr>
+                <w:b w:val="false"/>
+                <w:bCs w:val="false"/>
+                <w:color w:val="222222"/>
+                <w:sz w:val="14"/>
+                <w:szCs w:val="14"/>
+              </w:rPr>
+              <w:t xml:space="preserve">Maior exposição de longo prazo a black carbon e NO2 de origem veicular associou-se a declínio mais rápido no desempenho físico ao longo do tempo, equivalente a até 2,6 meses de envelhecimento funcional adicional em 5 anos; partículas ultrafinas não mostraram associação.</w:t>
+            </w:r>
+          </w:p>
+        </w:tc>
+      </w:tr>
+      <w:tr>
+        <w:tc>
+          <w:tcPr>
+            <w:tcW w:type="dxa" w:w="1350"/>
+            <w:tcMar>
+              <w:top w:type="dxa" w:w="50"/>
+              <w:left w:type="dxa" w:w="60"/>
+              <w:bottom w:type="dxa" w:w="50"/>
+              <w:right w:type="dxa" w:w="60"/>
+            </w:tcMar>
+            <w:vAlign w:val="center"/>
+          </w:tcPr>
+          <w:p>
+            <w:r>
+              <w:rPr>
+                <w:b w:val="false"/>
+                <w:bCs w:val="false"/>
+                <w:color w:val="222222"/>
+                <w:sz w:val="14"/>
+                <w:szCs w:val="14"/>
+              </w:rPr>
+              <w:t xml:space="preserve">Atualização — lote 12 (mantido por título, pendente resolvido)</w:t>
+            </w:r>
+          </w:p>
+        </w:tc>
+        <w:tc>
+          <w:tcPr>
+            <w:tcW w:type="dxa" w:w="1300"/>
+            <w:tcMar>
+              <w:top w:type="dxa" w:w="50"/>
+              <w:left w:type="dxa" w:w="60"/>
+              <w:bottom w:type="dxa" w:w="50"/>
+              <w:right w:type="dxa" w:w="60"/>
+            </w:tcMar>
+            <w:vAlign w:val="center"/>
+          </w:tcPr>
+          <w:p>
+            <w:r>
+              <w:rPr>
+                <w:b w:val="false"/>
+                <w:bCs w:val="false"/>
+                <w:color w:val="222222"/>
+                <w:sz w:val="14"/>
+                <w:szCs w:val="14"/>
+              </w:rPr>
+              <w:t xml:space="preserve">Josa-Culleré A (2024)</w:t>
+            </w:r>
+          </w:p>
+        </w:tc>
+        <w:tc>
+          <w:tcPr>
+            <w:tcW w:type="dxa" w:w="800"/>
+            <w:tcMar>
+              <w:top w:type="dxa" w:w="50"/>
+              <w:left w:type="dxa" w:w="60"/>
+              <w:bottom w:type="dxa" w:w="50"/>
+              <w:right w:type="dxa" w:w="60"/>
+            </w:tcMar>
+            <w:vAlign w:val="center"/>
+          </w:tcPr>
+          <w:p>
+            <w:r>
+              <w:rPr>
+                <w:b w:val="false"/>
+                <w:bCs w:val="false"/>
+                <w:color w:val="222222"/>
+                <w:sz w:val="14"/>
+                <w:szCs w:val="14"/>
+              </w:rPr>
+              <w:t xml:space="preserve">Espanha</w:t>
+            </w:r>
+          </w:p>
+        </w:tc>
+        <w:tc>
+          <w:tcPr>
+            <w:tcW w:type="dxa" w:w="2100"/>
+            <w:tcMar>
+              <w:top w:type="dxa" w:w="50"/>
+              <w:left w:type="dxa" w:w="60"/>
+              <w:bottom w:type="dxa" w:w="50"/>
+              <w:right w:type="dxa" w:w="60"/>
+            </w:tcMar>
+            <w:vAlign w:val="center"/>
+          </w:tcPr>
+          <w:p>
+            <w:r>
+              <w:rPr>
+                <w:b w:val="false"/>
+                <w:bCs w:val="false"/>
+                <w:color w:val="222222"/>
+                <w:sz w:val="14"/>
+                <w:szCs w:val="14"/>
+              </w:rPr>
+              <w:t xml:space="preserve">408 pacientes com DPOC, idade média 68±9 anos, Catalunha</w:t>
+            </w:r>
+          </w:p>
+        </w:tc>
+        <w:tc>
+          <w:tcPr>
+            <w:tcW w:type="dxa" w:w="650"/>
+            <w:tcMar>
+              <w:top w:type="dxa" w:w="50"/>
+              <w:left w:type="dxa" w:w="60"/>
+              <w:bottom w:type="dxa" w:w="50"/>
+              <w:right w:type="dxa" w:w="60"/>
+            </w:tcMar>
+            <w:vAlign w:val="center"/>
+          </w:tcPr>
+          <w:p>
+            <w:r>
+              <w:rPr>
+                <w:b w:val="false"/>
+                <w:bCs w:val="false"/>
+                <w:color w:val="222222"/>
+                <w:sz w:val="14"/>
+                <w:szCs w:val="14"/>
+              </w:rPr>
+              <w:t xml:space="preserve">68±9 anos</w:t>
+            </w:r>
+          </w:p>
+        </w:tc>
+        <w:tc>
+          <w:tcPr>
+            <w:tcW w:type="dxa" w:w="400"/>
+            <w:tcMar>
+              <w:top w:type="dxa" w:w="50"/>
+              <w:left w:type="dxa" w:w="60"/>
+              <w:bottom w:type="dxa" w:w="50"/>
+              <w:right w:type="dxa" w:w="60"/>
+            </w:tcMar>
+            <w:vAlign w:val="center"/>
+          </w:tcPr>
+          <w:p>
+            <w:r>
+              <w:rPr>
+                <w:b w:val="false"/>
+                <w:bCs w:val="false"/>
+                <w:color w:val="222222"/>
+                <w:sz w:val="14"/>
+                <w:szCs w:val="14"/>
+              </w:rPr>
+              <w:t xml:space="preserve">85% masculino</w:t>
+            </w:r>
+          </w:p>
+        </w:tc>
+        <w:tc>
+          <w:tcPr>
+            <w:tcW w:type="dxa" w:w="1350"/>
+            <w:tcMar>
+              <w:top w:type="dxa" w:w="50"/>
+              <w:left w:type="dxa" w:w="60"/>
+              <w:bottom w:type="dxa" w:w="50"/>
+              <w:right w:type="dxa" w:w="60"/>
+            </w:tcMar>
+            <w:vAlign w:val="center"/>
+          </w:tcPr>
+          <w:p>
+            <w:r>
+              <w:rPr>
+                <w:b w:val="false"/>
+                <w:bCs w:val="false"/>
+                <w:color w:val="222222"/>
+                <w:sz w:val="14"/>
+                <w:szCs w:val="14"/>
+              </w:rPr>
+              <w:t xml:space="preserve">passos diários, MVPA, intensidade de locomoção, tempo sedentário (Dynaport MoveMonitor)</w:t>
+            </w:r>
+          </w:p>
+        </w:tc>
+        <w:tc>
+          <w:tcPr>
+            <w:tcW w:type="dxa" w:w="1150"/>
+            <w:tcMar>
+              <w:top w:type="dxa" w:w="50"/>
+              <w:left w:type="dxa" w:w="60"/>
+              <w:bottom w:type="dxa" w:w="50"/>
+              <w:right w:type="dxa" w:w="60"/>
+            </w:tcMar>
+            <w:vAlign w:val="center"/>
+          </w:tcPr>
+          <w:p>
+            <w:r>
+              <w:rPr>
+                <w:b w:val="false"/>
+                <w:bCs w:val="false"/>
+                <w:color w:val="222222"/>
+                <w:sz w:val="14"/>
+                <w:szCs w:val="14"/>
+              </w:rPr>
+              <w:t xml:space="preserve">NO2, PM10, black carbon (absorbância de PM10)</w:t>
+            </w:r>
+          </w:p>
+        </w:tc>
+        <w:tc>
+          <w:tcPr>
+            <w:tcW w:type="dxa" w:w="550"/>
+            <w:tcMar>
+              <w:top w:type="dxa" w:w="50"/>
+              <w:left w:type="dxa" w:w="60"/>
+              <w:bottom w:type="dxa" w:w="50"/>
+              <w:right w:type="dxa" w:w="60"/>
+            </w:tcMar>
+            <w:vAlign w:val="center"/>
+          </w:tcPr>
+          <w:p>
+            <w:r>
+              <w:rPr>
+                <w:b w:val="false"/>
+                <w:bCs w:val="false"/>
+                <w:color w:val="222222"/>
+                <w:sz w:val="14"/>
+                <w:szCs w:val="14"/>
+              </w:rPr>
+              <w:t xml:space="preserve">NR</w:t>
+            </w:r>
+          </w:p>
+        </w:tc>
+        <w:tc>
+          <w:tcPr>
+            <w:tcW w:type="dxa" w:w="550"/>
+            <w:tcMar>
+              <w:top w:type="dxa" w:w="50"/>
+              <w:left w:type="dxa" w:w="60"/>
+              <w:bottom w:type="dxa" w:w="50"/>
+              <w:right w:type="dxa" w:w="60"/>
+            </w:tcMar>
+            <w:vAlign w:val="center"/>
+          </w:tcPr>
+          <w:p>
+            <w:r>
+              <w:rPr>
+                <w:b w:val="false"/>
+                <w:bCs w:val="false"/>
+                <w:color w:val="222222"/>
+                <w:sz w:val="14"/>
+                <w:szCs w:val="14"/>
+              </w:rPr>
+              <w:t xml:space="preserve">Urbano (múltiplos centros, Catalunha)</w:t>
+            </w:r>
+          </w:p>
+        </w:tc>
+        <w:tc>
+          <w:tcPr>
+            <w:tcW w:type="dxa" w:w="1200"/>
+            <w:tcMar>
+              <w:top w:type="dxa" w:w="50"/>
+              <w:left w:type="dxa" w:w="60"/>
+              <w:bottom w:type="dxa" w:w="50"/>
+              <w:right w:type="dxa" w:w="60"/>
+            </w:tcMar>
+            <w:vAlign w:val="center"/>
+          </w:tcPr>
+          <w:p>
+            <w:r>
+              <w:rPr>
+                <w:b w:val="false"/>
+                <w:bCs w:val="false"/>
+                <w:color w:val="222222"/>
+                <w:sz w:val="14"/>
+                <w:szCs w:val="14"/>
+              </w:rPr>
+              <w:t xml:space="preserve">Nível de atividade física / comportamento sedentário</w:t>
+            </w:r>
+          </w:p>
+        </w:tc>
+        <w:tc>
+          <w:tcPr>
+            <w:tcW w:type="dxa" w:w="800"/>
+            <w:tcMar>
+              <w:top w:type="dxa" w:w="50"/>
+              <w:left w:type="dxa" w:w="60"/>
+              <w:bottom w:type="dxa" w:w="50"/>
+              <w:right w:type="dxa" w:w="60"/>
+            </w:tcMar>
+            <w:vAlign w:val="center"/>
+          </w:tcPr>
+          <w:p>
+            <w:r>
+              <w:rPr>
+                <w:b/>
+                <w:bCs/>
+                <w:color w:val="1F7A5C"/>
+                <w:sz w:val="14"/>
+                <w:szCs w:val="14"/>
+              </w:rPr>
+              <w:t xml:space="preserve">Benefício mantido</w:t>
+            </w:r>
+          </w:p>
+        </w:tc>
+        <w:tc>
+          <w:tcPr>
+            <w:tcW w:type="dxa" w:w="3398"/>
+            <w:tcMar>
+              <w:top w:type="dxa" w:w="50"/>
+              <w:left w:type="dxa" w:w="60"/>
+              <w:bottom w:type="dxa" w:w="50"/>
+              <w:right w:type="dxa" w:w="60"/>
+            </w:tcMar>
+            <w:vAlign w:val="center"/>
+          </w:tcPr>
+          <w:p>
+            <w:r>
+              <w:rPr>
+                <w:b w:val="false"/>
+                <w:bCs w:val="false"/>
+                <w:color w:val="222222"/>
+                <w:sz w:val="14"/>
+                <w:szCs w:val="14"/>
+              </w:rPr>
+              <w:t xml:space="preserve">Níveis mais altos de NO2, PM10 e black carbon no dia anterior associaram-se a menos passos, menos tempo em MVPA e mais tempo sedentário nos dias seguintes em pacientes com DPOC; temperatura mais alta associou-se a mais atividade física no mesmo dia.</w:t>
+            </w:r>
+          </w:p>
+        </w:tc>
+      </w:tr>
+      <w:tr>
+        <w:tc>
+          <w:tcPr>
+            <w:tcW w:type="dxa" w:w="1350"/>
+            <w:tcMar>
+              <w:top w:type="dxa" w:w="50"/>
+              <w:left w:type="dxa" w:w="60"/>
+              <w:bottom w:type="dxa" w:w="50"/>
+              <w:right w:type="dxa" w:w="60"/>
+            </w:tcMar>
+            <w:vAlign w:val="center"/>
+          </w:tcPr>
+          <w:p>
+            <w:r>
+              <w:rPr>
+                <w:b w:val="false"/>
+                <w:bCs w:val="false"/>
+                <w:color w:val="222222"/>
+                <w:sz w:val="14"/>
+                <w:szCs w:val="14"/>
+              </w:rPr>
+              <w:t xml:space="preserve">Atualização — lote 12 (mantido por título, pendente resolvido)</w:t>
+            </w:r>
+          </w:p>
+        </w:tc>
+        <w:tc>
+          <w:tcPr>
+            <w:tcW w:type="dxa" w:w="1300"/>
+            <w:tcMar>
+              <w:top w:type="dxa" w:w="50"/>
+              <w:left w:type="dxa" w:w="60"/>
+              <w:bottom w:type="dxa" w:w="50"/>
+              <w:right w:type="dxa" w:w="60"/>
+            </w:tcMar>
+            <w:vAlign w:val="center"/>
+          </w:tcPr>
+          <w:p>
+            <w:r>
+              <w:rPr>
+                <w:b w:val="false"/>
+                <w:bCs w:val="false"/>
+                <w:color w:val="222222"/>
+                <w:sz w:val="14"/>
+                <w:szCs w:val="14"/>
+              </w:rPr>
+              <w:t xml:space="preserve">Park H (2024)</w:t>
+            </w:r>
+          </w:p>
+        </w:tc>
+        <w:tc>
+          <w:tcPr>
+            <w:tcW w:type="dxa" w:w="800"/>
+            <w:tcMar>
+              <w:top w:type="dxa" w:w="50"/>
+              <w:left w:type="dxa" w:w="60"/>
+              <w:bottom w:type="dxa" w:w="50"/>
+              <w:right w:type="dxa" w:w="60"/>
+            </w:tcMar>
+            <w:vAlign w:val="center"/>
+          </w:tcPr>
+          <w:p>
+            <w:r>
+              <w:rPr>
+                <w:b w:val="false"/>
+                <w:bCs w:val="false"/>
+                <w:color w:val="222222"/>
+                <w:sz w:val="14"/>
+                <w:szCs w:val="14"/>
+              </w:rPr>
+              <w:t xml:space="preserve">Coreia do Sul</w:t>
+            </w:r>
+          </w:p>
+        </w:tc>
+        <w:tc>
+          <w:tcPr>
+            <w:tcW w:type="dxa" w:w="2100"/>
+            <w:tcMar>
+              <w:top w:type="dxa" w:w="50"/>
+              <w:left w:type="dxa" w:w="60"/>
+              <w:bottom w:type="dxa" w:w="50"/>
+              <w:right w:type="dxa" w:w="60"/>
+            </w:tcMar>
+            <w:vAlign w:val="center"/>
+          </w:tcPr>
+          <w:p>
+            <w:r>
+              <w:rPr>
+                <w:b w:val="false"/>
+                <w:bCs w:val="false"/>
+                <w:color w:val="222222"/>
+                <w:sz w:val="14"/>
+                <w:szCs w:val="14"/>
+              </w:rPr>
+              <w:t xml:space="preserve">1.856 idosos, idade média 70,9 anos</w:t>
+            </w:r>
+          </w:p>
+        </w:tc>
+        <w:tc>
+          <w:tcPr>
+            <w:tcW w:type="dxa" w:w="650"/>
+            <w:tcMar>
+              <w:top w:type="dxa" w:w="50"/>
+              <w:left w:type="dxa" w:w="60"/>
+              <w:bottom w:type="dxa" w:w="50"/>
+              <w:right w:type="dxa" w:w="60"/>
+            </w:tcMar>
+            <w:vAlign w:val="center"/>
+          </w:tcPr>
+          <w:p>
+            <w:r>
+              <w:rPr>
+                <w:b w:val="false"/>
+                <w:bCs w:val="false"/>
+                <w:color w:val="222222"/>
+                <w:sz w:val="14"/>
+                <w:szCs w:val="14"/>
+              </w:rPr>
+              <w:t xml:space="preserve">70,9 anos (média)</w:t>
+            </w:r>
+          </w:p>
+        </w:tc>
+        <w:tc>
+          <w:tcPr>
+            <w:tcW w:type="dxa" w:w="400"/>
+            <w:tcMar>
+              <w:top w:type="dxa" w:w="50"/>
+              <w:left w:type="dxa" w:w="60"/>
+              <w:bottom w:type="dxa" w:w="50"/>
+              <w:right w:type="dxa" w:w="60"/>
+            </w:tcMar>
+            <w:vAlign w:val="center"/>
+          </w:tcPr>
+          <w:p>
+            <w:r>
+              <w:rPr>
+                <w:b w:val="false"/>
+                <w:bCs w:val="false"/>
+                <w:color w:val="222222"/>
+                <w:sz w:val="14"/>
+                <w:szCs w:val="14"/>
+              </w:rPr>
+              <w:t xml:space="preserve">NR</w:t>
+            </w:r>
+          </w:p>
+        </w:tc>
+        <w:tc>
+          <w:tcPr>
+            <w:tcW w:type="dxa" w:w="1350"/>
+            <w:tcMar>
+              <w:top w:type="dxa" w:w="50"/>
+              <w:left w:type="dxa" w:w="60"/>
+              <w:bottom w:type="dxa" w:w="50"/>
+              <w:right w:type="dxa" w:w="60"/>
+            </w:tcMar>
+            <w:vAlign w:val="center"/>
+          </w:tcPr>
+          <w:p>
+            <w:r>
+              <w:rPr>
+                <w:b w:val="false"/>
+                <w:bCs w:val="false"/>
+                <w:color w:val="222222"/>
+                <w:sz w:val="14"/>
+                <w:szCs w:val="14"/>
+              </w:rPr>
+              <w:t xml:space="preserve">nível de atividade física (METs), manutenção de atividade moderada a vigorosa</w:t>
+            </w:r>
+          </w:p>
+        </w:tc>
+        <w:tc>
+          <w:tcPr>
+            <w:tcW w:type="dxa" w:w="1150"/>
+            <w:tcMar>
+              <w:top w:type="dxa" w:w="50"/>
+              <w:left w:type="dxa" w:w="60"/>
+              <w:bottom w:type="dxa" w:w="50"/>
+              <w:right w:type="dxa" w:w="60"/>
+            </w:tcMar>
+            <w:vAlign w:val="center"/>
+          </w:tcPr>
+          <w:p>
+            <w:r>
+              <w:rPr>
+                <w:b w:val="false"/>
+                <w:bCs w:val="false"/>
+                <w:color w:val="222222"/>
+                <w:sz w:val="14"/>
+                <w:szCs w:val="14"/>
+              </w:rPr>
+              <w:t xml:space="preserve">PM10, PM2.5, NO2</w:t>
+            </w:r>
+          </w:p>
+        </w:tc>
+        <w:tc>
+          <w:tcPr>
+            <w:tcW w:type="dxa" w:w="550"/>
+            <w:tcMar>
+              <w:top w:type="dxa" w:w="50"/>
+              <w:left w:type="dxa" w:w="60"/>
+              <w:bottom w:type="dxa" w:w="50"/>
+              <w:right w:type="dxa" w:w="60"/>
+            </w:tcMar>
+            <w:vAlign w:val="center"/>
+          </w:tcPr>
+          <w:p>
+            <w:r>
+              <w:rPr>
+                <w:b w:val="false"/>
+                <w:bCs w:val="false"/>
+                <w:color w:val="222222"/>
+                <w:sz w:val="14"/>
+                <w:szCs w:val="14"/>
+              </w:rPr>
+              <w:t xml:space="preserve">NR</w:t>
+            </w:r>
+          </w:p>
+        </w:tc>
+        <w:tc>
+          <w:tcPr>
+            <w:tcW w:type="dxa" w:w="550"/>
+            <w:tcMar>
+              <w:top w:type="dxa" w:w="50"/>
+              <w:left w:type="dxa" w:w="60"/>
+              <w:bottom w:type="dxa" w:w="50"/>
+              <w:right w:type="dxa" w:w="60"/>
+            </w:tcMar>
+            <w:vAlign w:val="center"/>
+          </w:tcPr>
+          <w:p>
+            <w:r>
+              <w:rPr>
+                <w:b w:val="false"/>
+                <w:bCs w:val="false"/>
+                <w:color w:val="222222"/>
+                <w:sz w:val="14"/>
+                <w:szCs w:val="14"/>
+              </w:rPr>
+              <w:t xml:space="preserve">NR</w:t>
+            </w:r>
+          </w:p>
+        </w:tc>
+        <w:tc>
+          <w:tcPr>
+            <w:tcW w:type="dxa" w:w="1200"/>
+            <w:tcMar>
+              <w:top w:type="dxa" w:w="50"/>
+              <w:left w:type="dxa" w:w="60"/>
+              <w:bottom w:type="dxa" w:w="50"/>
+              <w:right w:type="dxa" w:w="60"/>
+            </w:tcMar>
+            <w:vAlign w:val="center"/>
+          </w:tcPr>
+          <w:p>
+            <w:r>
+              <w:rPr>
+                <w:b w:val="false"/>
+                <w:bCs w:val="false"/>
+                <w:color w:val="222222"/>
+                <w:sz w:val="14"/>
+                <w:szCs w:val="14"/>
+              </w:rPr>
+              <w:t xml:space="preserve">Indicadores glicêmicos</w:t>
+            </w:r>
+          </w:p>
+        </w:tc>
+        <w:tc>
+          <w:tcPr>
+            <w:tcW w:type="dxa" w:w="800"/>
+            <w:tcMar>
+              <w:top w:type="dxa" w:w="50"/>
+              <w:left w:type="dxa" w:w="60"/>
+              <w:bottom w:type="dxa" w:w="50"/>
+              <w:right w:type="dxa" w:w="60"/>
+            </w:tcMar>
+            <w:vAlign w:val="center"/>
+          </w:tcPr>
+          <w:p>
+            <w:r>
+              <w:rPr>
+                <w:b/>
+                <w:bCs/>
+                <w:color w:val="8C8C6D"/>
+                <w:sz w:val="14"/>
+                <w:szCs w:val="14"/>
+              </w:rPr>
+              <w:t xml:space="preserve">Ambíguo</w:t>
+            </w:r>
+          </w:p>
+        </w:tc>
+        <w:tc>
+          <w:tcPr>
+            <w:tcW w:type="dxa" w:w="3398"/>
+            <w:tcMar>
+              <w:top w:type="dxa" w:w="50"/>
+              <w:left w:type="dxa" w:w="60"/>
+              <w:bottom w:type="dxa" w:w="50"/>
+              <w:right w:type="dxa" w:w="60"/>
+            </w:tcMar>
+            <w:vAlign w:val="center"/>
+          </w:tcPr>
+          <w:p>
+            <w:r>
+              <w:rPr>
+                <w:b w:val="false"/>
+                <w:bCs w:val="false"/>
+                <w:color w:val="222222"/>
+                <w:sz w:val="14"/>
+                <w:szCs w:val="14"/>
+              </w:rPr>
+              <w:t xml:space="preserve">Exposição a PM10, PM2.5 e NO2 associou-se a piora de indicadores glicêmicos (glicose de jejum, HbA1c, insulina, HOMA-IR); manter atividade física moderada a vigorosa atenuou esse efeito, mas o benefício desapareceu acima de um limiar de aumento de METs (&gt;12.000-13.500 MET-min/semana).</w:t>
             </w:r>
           </w:p>
         </w:tc>
@@ -37847,7 +38789,7 @@
           <w:sz w:val="20"/>
           <w:szCs w:val="20"/>
         </w:rPr>
-        <w:t xml:space="preserve">Os 58 do artigo original não têm DOI individual capturado na extração de 2023 (só referência de conjunto). Os 55 novos têm DOI real, verificado via PubMed.</w:t>
+        <w:t xml:space="preserve">Os 58 do artigo original não têm DOI individual capturado na extração de 2023 (só referência de conjunto). Os 58 novos têm DOI real, verificado via PubMed.</w:t>
       </w:r>
     </w:p>
     <w:tbl>
@@ -45305,7 +46247,7 @@
             <w:vAlign w:val="center"/>
           </w:tcPr>
           <w:p>
-            <w:hyperlink w:history="1" r:id="rIdqkoo3esobicdcawsz0uc-">
+            <w:hyperlink w:history="1" r:id="rId1bygy7g5ibzza5i-imvf9">
               <w:r>
                 <w:rPr>
                   <w:rStyle w:val="Hyperlink"/>
@@ -45431,7 +46373,7 @@
             <w:vAlign w:val="center"/>
           </w:tcPr>
           <w:p>
-            <w:hyperlink w:history="1" r:id="rId2pb1c8qdqvcyuue4r5zhj">
+            <w:hyperlink w:history="1" r:id="rIdgfzwptw78_csfmqmpha77">
               <w:r>
                 <w:rPr>
                   <w:rStyle w:val="Hyperlink"/>
@@ -45554,7 +46496,7 @@
             <w:vAlign w:val="center"/>
           </w:tcPr>
           <w:p>
-            <w:hyperlink w:history="1" r:id="rIdbbvhkgjlcnqf-haeidh7l">
+            <w:hyperlink w:history="1" r:id="rId8qdhbd-ulp77roibuh9la">
               <w:r>
                 <w:rPr>
                   <w:rStyle w:val="Hyperlink"/>
@@ -45680,7 +46622,7 @@
             <w:vAlign w:val="center"/>
           </w:tcPr>
           <w:p>
-            <w:hyperlink w:history="1" r:id="rId1idosodzcu6bwa2iupewh">
+            <w:hyperlink w:history="1" r:id="rIddwu8648qo3yqpbukbfh_u">
               <w:r>
                 <w:rPr>
                   <w:rStyle w:val="Hyperlink"/>
@@ -45803,7 +46745,7 @@
             <w:vAlign w:val="center"/>
           </w:tcPr>
           <w:p>
-            <w:hyperlink w:history="1" r:id="rIdxtn4bpcmxuzciwwjljigc">
+            <w:hyperlink w:history="1" r:id="rId7zrs9dr7rfp971bfqaqgd">
               <w:r>
                 <w:rPr>
                   <w:rStyle w:val="Hyperlink"/>
@@ -45929,7 +46871,7 @@
             <w:vAlign w:val="center"/>
           </w:tcPr>
           <w:p>
-            <w:hyperlink w:history="1" r:id="rIdqp8h8hauvsfrzu4s0vayw">
+            <w:hyperlink w:history="1" r:id="rIdzhcz4dlfdqc1p0rfzcvhj">
               <w:r>
                 <w:rPr>
                   <w:rStyle w:val="Hyperlink"/>
@@ -46052,7 +46994,7 @@
             <w:vAlign w:val="center"/>
           </w:tcPr>
           <w:p>
-            <w:hyperlink w:history="1" r:id="rId5szyzuwraz-pimjtpd7nm">
+            <w:hyperlink w:history="1" r:id="rIdwzygjhbwrf_mrfkefzuly">
               <w:r>
                 <w:rPr>
                   <w:rStyle w:val="Hyperlink"/>
@@ -46178,7 +47120,7 @@
             <w:vAlign w:val="center"/>
           </w:tcPr>
           <w:p>
-            <w:hyperlink w:history="1" r:id="rIdvq65sjlnd6s1qicanhkf7">
+            <w:hyperlink w:history="1" r:id="rId2prhlwb3g-nvmeq8cwlsh">
               <w:r>
                 <w:rPr>
                   <w:rStyle w:val="Hyperlink"/>
@@ -46301,7 +47243,7 @@
             <w:vAlign w:val="center"/>
           </w:tcPr>
           <w:p>
-            <w:hyperlink w:history="1" r:id="rIdt_tqzgr6p87k2a2-rshfr">
+            <w:hyperlink w:history="1" r:id="rIdu69kbc9jduheukihu24rx">
               <w:r>
                 <w:rPr>
                   <w:rStyle w:val="Hyperlink"/>
@@ -46427,7 +47369,7 @@
             <w:vAlign w:val="center"/>
           </w:tcPr>
           <w:p>
-            <w:hyperlink w:history="1" r:id="rIdtjapkgm-lurgsgysogpgk">
+            <w:hyperlink w:history="1" r:id="rIdubvtte7xz3frrxggosi6w">
               <w:r>
                 <w:rPr>
                   <w:rStyle w:val="Hyperlink"/>
@@ -46550,7 +47492,7 @@
             <w:vAlign w:val="center"/>
           </w:tcPr>
           <w:p>
-            <w:hyperlink w:history="1" r:id="rId4h6ratldqtaxg9kiouxfi">
+            <w:hyperlink w:history="1" r:id="rIdh2ze2nwoxjhdtuoumeurg">
               <w:r>
                 <w:rPr>
                   <w:rStyle w:val="Hyperlink"/>
@@ -46676,7 +47618,7 @@
             <w:vAlign w:val="center"/>
           </w:tcPr>
           <w:p>
-            <w:hyperlink w:history="1" r:id="rIdlmzho_8piyxdna3bgdsbk">
+            <w:hyperlink w:history="1" r:id="rId3xtjen00hyh-gtcmuxocg">
               <w:r>
                 <w:rPr>
                   <w:rStyle w:val="Hyperlink"/>
@@ -46799,7 +47741,7 @@
             <w:vAlign w:val="center"/>
           </w:tcPr>
           <w:p>
-            <w:hyperlink w:history="1" r:id="rIdnahycywx1kxjzsx4drnh1">
+            <w:hyperlink w:history="1" r:id="rIdrwlmlvq2-44xgydttd_ow">
               <w:r>
                 <w:rPr>
                   <w:rStyle w:val="Hyperlink"/>
@@ -46925,7 +47867,7 @@
             <w:vAlign w:val="center"/>
           </w:tcPr>
           <w:p>
-            <w:hyperlink w:history="1" r:id="rIdoatq3oj8mvzjdyo0umpmv">
+            <w:hyperlink w:history="1" r:id="rIdi-xc_ijgycrxxkyyltkhg">
               <w:r>
                 <w:rPr>
                   <w:rStyle w:val="Hyperlink"/>
@@ -47048,7 +47990,7 @@
             <w:vAlign w:val="center"/>
           </w:tcPr>
           <w:p>
-            <w:hyperlink w:history="1" r:id="rIdqx5ghwntropd7rkrhsnja">
+            <w:hyperlink w:history="1" r:id="rIdgsx-lefffy6fktuayqcyc">
               <w:r>
                 <w:rPr>
                   <w:rStyle w:val="Hyperlink"/>
@@ -47174,7 +48116,7 @@
             <w:vAlign w:val="center"/>
           </w:tcPr>
           <w:p>
-            <w:hyperlink w:history="1" r:id="rIdact0vi-halxwnr4eqcg-j">
+            <w:hyperlink w:history="1" r:id="rIdwnol_wiyghulwq8qg4qvq">
               <w:r>
                 <w:rPr>
                   <w:rStyle w:val="Hyperlink"/>
@@ -47297,7 +48239,7 @@
             <w:vAlign w:val="center"/>
           </w:tcPr>
           <w:p>
-            <w:hyperlink w:history="1" r:id="rIddg3zrf3ovpyyrsdmqfhp4">
+            <w:hyperlink w:history="1" r:id="rIdgt2kjfdryyzyaz18pia5p">
               <w:r>
                 <w:rPr>
                   <w:rStyle w:val="Hyperlink"/>
@@ -47423,7 +48365,7 @@
             <w:vAlign w:val="center"/>
           </w:tcPr>
           <w:p>
-            <w:hyperlink w:history="1" r:id="rId99asdapckebmxpqvs7rfq">
+            <w:hyperlink w:history="1" r:id="rIdo-yohaxpluovjugwmppe4">
               <w:r>
                 <w:rPr>
                   <w:rStyle w:val="Hyperlink"/>
@@ -47546,7 +48488,7 @@
             <w:vAlign w:val="center"/>
           </w:tcPr>
           <w:p>
-            <w:hyperlink w:history="1" r:id="rIda-xitp_heecomajaslwsj">
+            <w:hyperlink w:history="1" r:id="rId6snhla0944jpagwanxlqg">
               <w:r>
                 <w:rPr>
                   <w:rStyle w:val="Hyperlink"/>
@@ -47672,7 +48614,7 @@
             <w:vAlign w:val="center"/>
           </w:tcPr>
           <w:p>
-            <w:hyperlink w:history="1" r:id="rId5g1x8nifb632rrhpmsydx">
+            <w:hyperlink w:history="1" r:id="rId2dr5eeov0gc_shhcgysj3">
               <w:r>
                 <w:rPr>
                   <w:rStyle w:val="Hyperlink"/>
@@ -47795,7 +48737,7 @@
             <w:vAlign w:val="center"/>
           </w:tcPr>
           <w:p>
-            <w:hyperlink w:history="1" r:id="rId3jpdxhlokg-ktqrc3cmhd">
+            <w:hyperlink w:history="1" r:id="rIdw0v7ucocn38puo2epwffh">
               <w:r>
                 <w:rPr>
                   <w:rStyle w:val="Hyperlink"/>
@@ -47921,7 +48863,7 @@
             <w:vAlign w:val="center"/>
           </w:tcPr>
           <w:p>
-            <w:hyperlink w:history="1" r:id="rIdeol7uottnqcnsunlpubwz">
+            <w:hyperlink w:history="1" r:id="rIdaffm2n5gptp4rqszx_y4x">
               <w:r>
                 <w:rPr>
                   <w:rStyle w:val="Hyperlink"/>
@@ -48044,7 +48986,7 @@
             <w:vAlign w:val="center"/>
           </w:tcPr>
           <w:p>
-            <w:hyperlink w:history="1" r:id="rIdio42chnzsdt_ixkeodwaa">
+            <w:hyperlink w:history="1" r:id="rIdw3lbdaen4d1vlnczbez5h">
               <w:r>
                 <w:rPr>
                   <w:rStyle w:val="Hyperlink"/>
@@ -48170,7 +49112,7 @@
             <w:vAlign w:val="center"/>
           </w:tcPr>
           <w:p>
-            <w:hyperlink w:history="1" r:id="rIdxwxqgsagxlofhk0z0l4q_">
+            <w:hyperlink w:history="1" r:id="rIdqbqrhlaanwom5qejkjk0k">
               <w:r>
                 <w:rPr>
                   <w:rStyle w:val="Hyperlink"/>
@@ -48293,7 +49235,7 @@
             <w:vAlign w:val="center"/>
           </w:tcPr>
           <w:p>
-            <w:hyperlink w:history="1" r:id="rId_cu53neyu7hzafkstvdbj">
+            <w:hyperlink w:history="1" r:id="rIdnolyprf_dfk37ia2y6-jf">
               <w:r>
                 <w:rPr>
                   <w:rStyle w:val="Hyperlink"/>
@@ -48419,7 +49361,7 @@
             <w:vAlign w:val="center"/>
           </w:tcPr>
           <w:p>
-            <w:hyperlink w:history="1" r:id="rIdwwhpbonz6v-pzwpmfom4l">
+            <w:hyperlink w:history="1" r:id="rIdxvkyoh6gbwec9loyqhpjr">
               <w:r>
                 <w:rPr>
                   <w:rStyle w:val="Hyperlink"/>
@@ -48542,7 +49484,7 @@
             <w:vAlign w:val="center"/>
           </w:tcPr>
           <w:p>
-            <w:hyperlink w:history="1" r:id="rIdujgd1qaet2h2webxn8bui">
+            <w:hyperlink w:history="1" r:id="rId6qrpg0aufwbzhwsc1d90q">
               <w:r>
                 <w:rPr>
                   <w:rStyle w:val="Hyperlink"/>
@@ -48668,7 +49610,7 @@
             <w:vAlign w:val="center"/>
           </w:tcPr>
           <w:p>
-            <w:hyperlink w:history="1" r:id="rIddff2rxe4ehpan4eqxw0z5">
+            <w:hyperlink w:history="1" r:id="rIdj1mcp7m2cf1p1v0vyegq2">
               <w:r>
                 <w:rPr>
                   <w:rStyle w:val="Hyperlink"/>
@@ -48791,7 +49733,7 @@
             <w:vAlign w:val="center"/>
           </w:tcPr>
           <w:p>
-            <w:hyperlink w:history="1" r:id="rIdhfqbqhpkwt5ishdzuk3je">
+            <w:hyperlink w:history="1" r:id="rIdjlgxg1xedq3z7irp-ytnj">
               <w:r>
                 <w:rPr>
                   <w:rStyle w:val="Hyperlink"/>
@@ -48917,7 +49859,7 @@
             <w:vAlign w:val="center"/>
           </w:tcPr>
           <w:p>
-            <w:hyperlink w:history="1" r:id="rIdcoh6qtrjzprpdlrj9hrze">
+            <w:hyperlink w:history="1" r:id="rIdxfvmcqvx1jpmkvjcwnicn">
               <w:r>
                 <w:rPr>
                   <w:rStyle w:val="Hyperlink"/>
@@ -49040,7 +49982,7 @@
             <w:vAlign w:val="center"/>
           </w:tcPr>
           <w:p>
-            <w:hyperlink w:history="1" r:id="rIdwi6qm4xgv0av7_3mvicrx">
+            <w:hyperlink w:history="1" r:id="rIdulax1fui6m5dj_bsrkbkt">
               <w:r>
                 <w:rPr>
                   <w:rStyle w:val="Hyperlink"/>
@@ -49166,7 +50108,7 @@
             <w:vAlign w:val="center"/>
           </w:tcPr>
           <w:p>
-            <w:hyperlink w:history="1" r:id="rIdf1tifdtgrmmldps5uo1yw">
+            <w:hyperlink w:history="1" r:id="rIdhoddguwfwd7e5vemn8pqd">
               <w:r>
                 <w:rPr>
                   <w:rStyle w:val="Hyperlink"/>
@@ -49289,7 +50231,7 @@
             <w:vAlign w:val="center"/>
           </w:tcPr>
           <w:p>
-            <w:hyperlink w:history="1" r:id="rIdrgd2drh-2feyafblv4ati">
+            <w:hyperlink w:history="1" r:id="rIdlj0jp1vu1b46bijfhgz9f">
               <w:r>
                 <w:rPr>
                   <w:rStyle w:val="Hyperlink"/>
@@ -49415,7 +50357,7 @@
             <w:vAlign w:val="center"/>
           </w:tcPr>
           <w:p>
-            <w:hyperlink w:history="1" r:id="rIdnn2v_zwaxomsmjfunvxpt">
+            <w:hyperlink w:history="1" r:id="rId3vdndru8t2xys5uhjwsb5">
               <w:r>
                 <w:rPr>
                   <w:rStyle w:val="Hyperlink"/>
@@ -49538,7 +50480,7 @@
             <w:vAlign w:val="center"/>
           </w:tcPr>
           <w:p>
-            <w:hyperlink w:history="1" r:id="rIdnxqiam-w_yxxrqoa3m1g8">
+            <w:hyperlink w:history="1" r:id="rId7xptqjauxx1vu3qa6nsqg">
               <w:r>
                 <w:rPr>
                   <w:rStyle w:val="Hyperlink"/>
@@ -49664,7 +50606,7 @@
             <w:vAlign w:val="center"/>
           </w:tcPr>
           <w:p>
-            <w:hyperlink w:history="1" r:id="rId15b6ou4h6gfczpqfp9k_i">
+            <w:hyperlink w:history="1" r:id="rIdhoog7b6kzpbtwranhwnlb">
               <w:r>
                 <w:rPr>
                   <w:rStyle w:val="Hyperlink"/>
@@ -49787,7 +50729,7 @@
             <w:vAlign w:val="center"/>
           </w:tcPr>
           <w:p>
-            <w:hyperlink w:history="1" r:id="rIdrciwxpdu6bi18j9vs7gqr">
+            <w:hyperlink w:history="1" r:id="rIdyjibtnegtk2ghzcyiojhh">
               <w:r>
                 <w:rPr>
                   <w:rStyle w:val="Hyperlink"/>
@@ -49913,7 +50855,7 @@
             <w:vAlign w:val="center"/>
           </w:tcPr>
           <w:p>
-            <w:hyperlink w:history="1" r:id="rIdbewsm2w8x10ni5-pcjtzc">
+            <w:hyperlink w:history="1" r:id="rIdejrnu5_bttis6t-bac_0i">
               <w:r>
                 <w:rPr>
                   <w:rStyle w:val="Hyperlink"/>
@@ -50036,7 +50978,7 @@
             <w:vAlign w:val="center"/>
           </w:tcPr>
           <w:p>
-            <w:hyperlink w:history="1" r:id="rIdaygspt1jj2zuewo_mpqcp">
+            <w:hyperlink w:history="1" r:id="rIdzuibpfbwhdofkhnkzovtm">
               <w:r>
                 <w:rPr>
                   <w:rStyle w:val="Hyperlink"/>
@@ -50162,7 +51104,7 @@
             <w:vAlign w:val="center"/>
           </w:tcPr>
           <w:p>
-            <w:hyperlink w:history="1" r:id="rIdqunl5hbqdx7xy2y2tjazv">
+            <w:hyperlink w:history="1" r:id="rIdkjrcc2izos-3ocrfc-bnh">
               <w:r>
                 <w:rPr>
                   <w:rStyle w:val="Hyperlink"/>
@@ -50285,7 +51227,7 @@
             <w:vAlign w:val="center"/>
           </w:tcPr>
           <w:p>
-            <w:hyperlink w:history="1" r:id="rId6rlvr4wefwj50pnoozpmh">
+            <w:hyperlink w:history="1" r:id="rId1ylamp2rxfs7pbcpvfvl-">
               <w:r>
                 <w:rPr>
                   <w:rStyle w:val="Hyperlink"/>
@@ -50411,7 +51353,7 @@
             <w:vAlign w:val="center"/>
           </w:tcPr>
           <w:p>
-            <w:hyperlink w:history="1" r:id="rId00gzxkk96ju7jevwy9sa9">
+            <w:hyperlink w:history="1" r:id="rId4ddskvtlfqonjgs26ijxp">
               <w:r>
                 <w:rPr>
                   <w:rStyle w:val="Hyperlink"/>
@@ -50534,7 +51476,7 @@
             <w:vAlign w:val="center"/>
           </w:tcPr>
           <w:p>
-            <w:hyperlink w:history="1" r:id="rIddqiw9vtc6vfqthzvgszei">
+            <w:hyperlink w:history="1" r:id="rIdvrmlaxpp4tkuyecqxafzw">
               <w:r>
                 <w:rPr>
                   <w:rStyle w:val="Hyperlink"/>
@@ -50660,7 +51602,7 @@
             <w:vAlign w:val="center"/>
           </w:tcPr>
           <w:p>
-            <w:hyperlink w:history="1" r:id="rIdtyhimxfj8jhjwxnly__yk">
+            <w:hyperlink w:history="1" r:id="rId3pk38rviujz8jdghjceyp">
               <w:r>
                 <w:rPr>
                   <w:rStyle w:val="Hyperlink"/>
@@ -50783,7 +51725,7 @@
             <w:vAlign w:val="center"/>
           </w:tcPr>
           <w:p>
-            <w:hyperlink w:history="1" r:id="rIdz2cqhhonsbc4oxswolu31">
+            <w:hyperlink w:history="1" r:id="rIdnr5zqexdejw2s-s1pvwqj">
               <w:r>
                 <w:rPr>
                   <w:rStyle w:val="Hyperlink"/>
@@ -50909,7 +51851,7 @@
             <w:vAlign w:val="center"/>
           </w:tcPr>
           <w:p>
-            <w:hyperlink w:history="1" r:id="rIdsr1mp4el_hdnls-isbhtk">
+            <w:hyperlink w:history="1" r:id="rIdg-ayxpvodubckawbaxdhg">
               <w:r>
                 <w:rPr>
                   <w:rStyle w:val="Hyperlink"/>
@@ -51032,7 +51974,7 @@
             <w:vAlign w:val="center"/>
           </w:tcPr>
           <w:p>
-            <w:hyperlink w:history="1" r:id="rIdq2n34oyybkgor9z6bgqm2">
+            <w:hyperlink w:history="1" r:id="rId19unmxsiguvurl_4a7-g6">
               <w:r>
                 <w:rPr>
                   <w:rStyle w:val="Hyperlink"/>
@@ -51158,7 +52100,7 @@
             <w:vAlign w:val="center"/>
           </w:tcPr>
           <w:p>
-            <w:hyperlink w:history="1" r:id="rId4k2vz77wv1azqpqv0ltqa">
+            <w:hyperlink w:history="1" r:id="rIdexkah3pezmc24sw1ivk_e">
               <w:r>
                 <w:rPr>
                   <w:rStyle w:val="Hyperlink"/>
@@ -51281,7 +52223,7 @@
             <w:vAlign w:val="center"/>
           </w:tcPr>
           <w:p>
-            <w:hyperlink w:history="1" r:id="rIdi1e88ypbcnbnwuc7gixtf">
+            <w:hyperlink w:history="1" r:id="rIdepbqh1_9ql_s0hitrd0tq">
               <w:r>
                 <w:rPr>
                   <w:rStyle w:val="Hyperlink"/>
@@ -51407,7 +52349,7 @@
             <w:vAlign w:val="center"/>
           </w:tcPr>
           <w:p>
-            <w:hyperlink w:history="1" r:id="rIdvg5kccwlrtefgx4aom8eg">
+            <w:hyperlink w:history="1" r:id="rIdgrmefgwifpcwaxwiyfqvs">
               <w:r>
                 <w:rPr>
                   <w:rStyle w:val="Hyperlink"/>
@@ -51530,7 +52472,7 @@
             <w:vAlign w:val="center"/>
           </w:tcPr>
           <w:p>
-            <w:hyperlink w:history="1" r:id="rIdzdx4jljiswa7djiajny70">
+            <w:hyperlink w:history="1" r:id="rId_bdtfqgtc-tmtc9v0whzh">
               <w:r>
                 <w:rPr>
                   <w:rStyle w:val="Hyperlink"/>
@@ -51656,7 +52598,7 @@
             <w:vAlign w:val="center"/>
           </w:tcPr>
           <w:p>
-            <w:hyperlink w:history="1" r:id="rId3pzx5mc5egoh2h7g5pl4_">
+            <w:hyperlink w:history="1" r:id="rIdpcb7wqj7yfw-qqwoom1ja">
               <w:r>
                 <w:rPr>
                   <w:rStyle w:val="Hyperlink"/>
@@ -51779,7 +52721,7 @@
             <w:vAlign w:val="center"/>
           </w:tcPr>
           <w:p>
-            <w:hyperlink w:history="1" r:id="rIdfrovpgsb89npkeenql7gg">
+            <w:hyperlink w:history="1" r:id="rIdtcwwzbycwqp8bba1ufdjs">
               <w:r>
                 <w:rPr>
                   <w:rStyle w:val="Hyperlink"/>
@@ -51905,7 +52847,7 @@
             <w:vAlign w:val="center"/>
           </w:tcPr>
           <w:p>
-            <w:hyperlink w:history="1" r:id="rIdfxd3iwb5hxdrcb5ugdok2">
+            <w:hyperlink w:history="1" r:id="rIdgetwygalqvzzgckgvn-jt">
               <w:r>
                 <w:rPr>
                   <w:rStyle w:val="Hyperlink"/>
@@ -52028,7 +52970,7 @@
             <w:vAlign w:val="center"/>
           </w:tcPr>
           <w:p>
-            <w:hyperlink w:history="1" r:id="rIdqh0grc7uiqvjy7kyg8pay">
+            <w:hyperlink w:history="1" r:id="rIdnyq8-u3b1rld8mmgdbkem">
               <w:r>
                 <w:rPr>
                   <w:rStyle w:val="Hyperlink"/>
@@ -52061,6 +53003,382 @@
                 <w:szCs w:val="14"/>
               </w:rPr>
               <w:t xml:space="preserve">Atualização — lote 108 (incerto→mantido, Scopus/WoS via PubMed)</w:t>
+            </w:r>
+          </w:p>
+        </w:tc>
+      </w:tr>
+      <w:tr>
+        <w:tc>
+          <w:tcPr>
+            <w:tcW w:type="dxa" w:w="500"/>
+            <w:shd w:fill="EAF1F8" w:val="clear"/>
+            <w:tcMar>
+              <w:top w:type="dxa" w:w="50"/>
+              <w:left w:type="dxa" w:w="60"/>
+              <w:bottom w:type="dxa" w:w="50"/>
+              <w:right w:type="dxa" w:w="60"/>
+            </w:tcMar>
+            <w:vAlign w:val="center"/>
+          </w:tcPr>
+          <w:p>
+            <w:r>
+              <w:rPr>
+                <w:b w:val="false"/>
+                <w:bCs w:val="false"/>
+                <w:color w:val="222222"/>
+                <w:sz w:val="14"/>
+                <w:szCs w:val="14"/>
+              </w:rPr>
+              <w:t xml:space="preserve">114</w:t>
+            </w:r>
+          </w:p>
+        </w:tc>
+        <w:tc>
+          <w:tcPr>
+            <w:tcW w:type="dxa" w:w="2300"/>
+            <w:shd w:fill="EAF1F8" w:val="clear"/>
+            <w:tcMar>
+              <w:top w:type="dxa" w:w="50"/>
+              <w:left w:type="dxa" w:w="60"/>
+              <w:bottom w:type="dxa" w:w="50"/>
+              <w:right w:type="dxa" w:w="60"/>
+            </w:tcMar>
+            <w:vAlign w:val="center"/>
+          </w:tcPr>
+          <w:p>
+            <w:r>
+              <w:rPr>
+                <w:b w:val="false"/>
+                <w:bCs w:val="false"/>
+                <w:color w:val="222222"/>
+                <w:sz w:val="14"/>
+                <w:szCs w:val="14"/>
+              </w:rPr>
+              <w:t xml:space="preserve">Doubleday A (2025)</w:t>
+            </w:r>
+          </w:p>
+        </w:tc>
+        <w:tc>
+          <w:tcPr>
+            <w:tcW w:type="dxa" w:w="4000"/>
+            <w:shd w:fill="EAF1F8" w:val="clear"/>
+            <w:tcMar>
+              <w:top w:type="dxa" w:w="50"/>
+              <w:left w:type="dxa" w:w="60"/>
+              <w:bottom w:type="dxa" w:w="50"/>
+              <w:right w:type="dxa" w:w="60"/>
+            </w:tcMar>
+            <w:vAlign w:val="center"/>
+          </w:tcPr>
+          <w:p>
+            <w:r>
+              <w:rPr>
+                <w:b w:val="false"/>
+                <w:bCs w:val="false"/>
+                <w:color w:val="222222"/>
+                <w:sz w:val="14"/>
+                <w:szCs w:val="14"/>
+              </w:rPr>
+              <w:t xml:space="preserve">Environ Int</w:t>
+            </w:r>
+          </w:p>
+        </w:tc>
+        <w:tc>
+          <w:tcPr>
+            <w:tcW w:type="dxa" w:w="5198"/>
+            <w:shd w:fill="EAF1F8" w:val="clear"/>
+            <w:tcMar>
+              <w:top w:type="dxa" w:w="50"/>
+              <w:left w:type="dxa" w:w="60"/>
+              <w:bottom w:type="dxa" w:w="50"/>
+              <w:right w:type="dxa" w:w="60"/>
+            </w:tcMar>
+            <w:vAlign w:val="center"/>
+          </w:tcPr>
+          <w:p>
+            <w:hyperlink w:history="1" r:id="rIdqxeyndf5zwfbxxxsoyo4g">
+              <w:r>
+                <w:rPr>
+                  <w:rStyle w:val="Hyperlink"/>
+                  <w:sz w:val="14"/>
+                  <w:szCs w:val="14"/>
+                </w:rPr>
+                <w:t xml:space="preserve">doi.org/10.1016/j.envint.2025.109850</w:t>
+              </w:r>
+            </w:hyperlink>
+          </w:p>
+        </w:tc>
+        <w:tc>
+          <w:tcPr>
+            <w:tcW w:type="dxa" w:w="3500"/>
+            <w:shd w:fill="EAF1F8" w:val="clear"/>
+            <w:tcMar>
+              <w:top w:type="dxa" w:w="50"/>
+              <w:left w:type="dxa" w:w="60"/>
+              <w:bottom w:type="dxa" w:w="50"/>
+              <w:right w:type="dxa" w:w="60"/>
+            </w:tcMar>
+            <w:vAlign w:val="center"/>
+          </w:tcPr>
+          <w:p>
+            <w:r>
+              <w:rPr>
+                <w:b w:val="false"/>
+                <w:bCs w:val="false"/>
+                <w:color w:val="222222"/>
+                <w:sz w:val="14"/>
+                <w:szCs w:val="14"/>
+              </w:rPr>
+              <w:t xml:space="preserve">Atualização — lote 12 (mantido por título, pendente resolvido)</w:t>
+            </w:r>
+          </w:p>
+        </w:tc>
+      </w:tr>
+      <w:tr>
+        <w:tc>
+          <w:tcPr>
+            <w:tcW w:type="dxa" w:w="500"/>
+            <w:tcMar>
+              <w:top w:type="dxa" w:w="50"/>
+              <w:left w:type="dxa" w:w="60"/>
+              <w:bottom w:type="dxa" w:w="50"/>
+              <w:right w:type="dxa" w:w="60"/>
+            </w:tcMar>
+            <w:vAlign w:val="center"/>
+          </w:tcPr>
+          <w:p>
+            <w:r>
+              <w:rPr>
+                <w:b w:val="false"/>
+                <w:bCs w:val="false"/>
+                <w:color w:val="222222"/>
+                <w:sz w:val="14"/>
+                <w:szCs w:val="14"/>
+              </w:rPr>
+              <w:t xml:space="preserve">115</w:t>
+            </w:r>
+          </w:p>
+        </w:tc>
+        <w:tc>
+          <w:tcPr>
+            <w:tcW w:type="dxa" w:w="2300"/>
+            <w:tcMar>
+              <w:top w:type="dxa" w:w="50"/>
+              <w:left w:type="dxa" w:w="60"/>
+              <w:bottom w:type="dxa" w:w="50"/>
+              <w:right w:type="dxa" w:w="60"/>
+            </w:tcMar>
+            <w:vAlign w:val="center"/>
+          </w:tcPr>
+          <w:p>
+            <w:r>
+              <w:rPr>
+                <w:b w:val="false"/>
+                <w:bCs w:val="false"/>
+                <w:color w:val="222222"/>
+                <w:sz w:val="14"/>
+                <w:szCs w:val="14"/>
+              </w:rPr>
+              <w:t xml:space="preserve">Josa-Culleré A (2024)</w:t>
+            </w:r>
+          </w:p>
+        </w:tc>
+        <w:tc>
+          <w:tcPr>
+            <w:tcW w:type="dxa" w:w="4000"/>
+            <w:tcMar>
+              <w:top w:type="dxa" w:w="50"/>
+              <w:left w:type="dxa" w:w="60"/>
+              <w:bottom w:type="dxa" w:w="50"/>
+              <w:right w:type="dxa" w:w="60"/>
+            </w:tcMar>
+            <w:vAlign w:val="center"/>
+          </w:tcPr>
+          <w:p>
+            <w:r>
+              <w:rPr>
+                <w:b w:val="false"/>
+                <w:bCs w:val="false"/>
+                <w:color w:val="222222"/>
+                <w:sz w:val="14"/>
+                <w:szCs w:val="14"/>
+              </w:rPr>
+              <w:t xml:space="preserve">Environ Res</w:t>
+            </w:r>
+          </w:p>
+        </w:tc>
+        <w:tc>
+          <w:tcPr>
+            <w:tcW w:type="dxa" w:w="5198"/>
+            <w:tcMar>
+              <w:top w:type="dxa" w:w="50"/>
+              <w:left w:type="dxa" w:w="60"/>
+              <w:bottom w:type="dxa" w:w="50"/>
+              <w:right w:type="dxa" w:w="60"/>
+            </w:tcMar>
+            <w:vAlign w:val="center"/>
+          </w:tcPr>
+          <w:p>
+            <w:hyperlink w:history="1" r:id="rIdhgrm626gk67_zs6q-jd4f">
+              <w:r>
+                <w:rPr>
+                  <w:rStyle w:val="Hyperlink"/>
+                  <w:sz w:val="14"/>
+                  <w:szCs w:val="14"/>
+                </w:rPr>
+                <w:t xml:space="preserve">doi.org/10.1016/j.envres.2024.118195</w:t>
+              </w:r>
+            </w:hyperlink>
+          </w:p>
+        </w:tc>
+        <w:tc>
+          <w:tcPr>
+            <w:tcW w:type="dxa" w:w="3500"/>
+            <w:tcMar>
+              <w:top w:type="dxa" w:w="50"/>
+              <w:left w:type="dxa" w:w="60"/>
+              <w:bottom w:type="dxa" w:w="50"/>
+              <w:right w:type="dxa" w:w="60"/>
+            </w:tcMar>
+            <w:vAlign w:val="center"/>
+          </w:tcPr>
+          <w:p>
+            <w:r>
+              <w:rPr>
+                <w:b w:val="false"/>
+                <w:bCs w:val="false"/>
+                <w:color w:val="222222"/>
+                <w:sz w:val="14"/>
+                <w:szCs w:val="14"/>
+              </w:rPr>
+              <w:t xml:space="preserve">Atualização — lote 12 (mantido por título, pendente resolvido)</w:t>
+            </w:r>
+          </w:p>
+        </w:tc>
+      </w:tr>
+      <w:tr>
+        <w:tc>
+          <w:tcPr>
+            <w:tcW w:type="dxa" w:w="500"/>
+            <w:shd w:fill="EAF1F8" w:val="clear"/>
+            <w:tcMar>
+              <w:top w:type="dxa" w:w="50"/>
+              <w:left w:type="dxa" w:w="60"/>
+              <w:bottom w:type="dxa" w:w="50"/>
+              <w:right w:type="dxa" w:w="60"/>
+            </w:tcMar>
+            <w:vAlign w:val="center"/>
+          </w:tcPr>
+          <w:p>
+            <w:r>
+              <w:rPr>
+                <w:b w:val="false"/>
+                <w:bCs w:val="false"/>
+                <w:color w:val="222222"/>
+                <w:sz w:val="14"/>
+                <w:szCs w:val="14"/>
+              </w:rPr>
+              <w:t xml:space="preserve">116</w:t>
+            </w:r>
+          </w:p>
+        </w:tc>
+        <w:tc>
+          <w:tcPr>
+            <w:tcW w:type="dxa" w:w="2300"/>
+            <w:shd w:fill="EAF1F8" w:val="clear"/>
+            <w:tcMar>
+              <w:top w:type="dxa" w:w="50"/>
+              <w:left w:type="dxa" w:w="60"/>
+              <w:bottom w:type="dxa" w:w="50"/>
+              <w:right w:type="dxa" w:w="60"/>
+            </w:tcMar>
+            <w:vAlign w:val="center"/>
+          </w:tcPr>
+          <w:p>
+            <w:r>
+              <w:rPr>
+                <w:b w:val="false"/>
+                <w:bCs w:val="false"/>
+                <w:color w:val="222222"/>
+                <w:sz w:val="14"/>
+                <w:szCs w:val="14"/>
+              </w:rPr>
+              <w:t xml:space="preserve">Park H (2024)</w:t>
+            </w:r>
+          </w:p>
+        </w:tc>
+        <w:tc>
+          <w:tcPr>
+            <w:tcW w:type="dxa" w:w="4000"/>
+            <w:shd w:fill="EAF1F8" w:val="clear"/>
+            <w:tcMar>
+              <w:top w:type="dxa" w:w="50"/>
+              <w:left w:type="dxa" w:w="60"/>
+              <w:bottom w:type="dxa" w:w="50"/>
+              <w:right w:type="dxa" w:w="60"/>
+            </w:tcMar>
+            <w:vAlign w:val="center"/>
+          </w:tcPr>
+          <w:p>
+            <w:r>
+              <w:rPr>
+                <w:b w:val="false"/>
+                <w:bCs w:val="false"/>
+                <w:color w:val="222222"/>
+                <w:sz w:val="14"/>
+                <w:szCs w:val="14"/>
+              </w:rPr>
+              <w:t xml:space="preserve">Environ Health</w:t>
+            </w:r>
+          </w:p>
+        </w:tc>
+        <w:tc>
+          <w:tcPr>
+            <w:tcW w:type="dxa" w:w="5198"/>
+            <w:shd w:fill="EAF1F8" w:val="clear"/>
+            <w:tcMar>
+              <w:top w:type="dxa" w:w="50"/>
+              <w:left w:type="dxa" w:w="60"/>
+              <w:bottom w:type="dxa" w:w="50"/>
+              <w:right w:type="dxa" w:w="60"/>
+            </w:tcMar>
+            <w:vAlign w:val="center"/>
+          </w:tcPr>
+          <w:p>
+            <w:hyperlink w:history="1" r:id="rIdkztmuehlt3qi_bucqfq1y">
+              <w:r>
+                <w:rPr>
+                  <w:rStyle w:val="Hyperlink"/>
+                  <w:sz w:val="14"/>
+                  <w:szCs w:val="14"/>
+                </w:rPr>
+                <w:t xml:space="preserve">doi.org/10.1186/s12940-024-01125-8</w:t>
+              </w:r>
+            </w:hyperlink>
+          </w:p>
+        </w:tc>
+        <w:tc>
+          <w:tcPr>
+            <w:tcW w:type="dxa" w:w="3500"/>
+            <w:shd w:fill="EAF1F8" w:val="clear"/>
+            <w:tcMar>
+              <w:top w:type="dxa" w:w="50"/>
+              <w:left w:type="dxa" w:w="60"/>
+              <w:bottom w:type="dxa" w:w="50"/>
+              <w:right w:type="dxa" w:w="60"/>
+            </w:tcMar>
+            <w:vAlign w:val="center"/>
+          </w:tcPr>
+          <w:p>
+            <w:r>
+              <w:rPr>
+                <w:b w:val="false"/>
+                <w:bCs w:val="false"/>
+                <w:color w:val="222222"/>
+                <w:sz w:val="14"/>
+                <w:szCs w:val="14"/>
+              </w:rPr>
+              <w:t xml:space="preserve">Atualização — lote 12 (mantido por título, pendente resolvido)</w:t>
             </w:r>
           </w:p>
         </w:tc>
